--- a/139013_SectionManager_ITApplication.docx
+++ b/139013_SectionManager_ITApplication.docx
@@ -103,33 +103,19 @@
                 <w:rFonts w:ascii="Browallia New" w:eastAsia="Browallia New" w:hAnsi="Browallia New" w:cs="Browallia New"/>
                 <w:sz w:val="26"/>
               </w:rPr>
-              <w:t xml:space="preserve">1) </w:t>
-            </w:r>
+              <w:t>1) กรอกข้อมูลในช่องสีเหลืองเท่านั้น ข้อความสีเทาตัวเอียงเป็นเพียงตัวอย่าง ลบออกแล้วพิมพ์ข้อมูลจริงแทน</w:t>
+            </w:r>
+          </w:p>
+          <w:p>
+            <w:pPr>
+              <w:jc w:val="thaiDistribute"/>
+            </w:pPr>
             <w:r>
               <w:rPr>
                 <w:rFonts w:ascii="Browallia New" w:eastAsia="Browallia New" w:hAnsi="Browallia New" w:cs="Browallia New"/>
                 <w:sz w:val="26"/>
               </w:rPr>
-              <w:t>กรอกข้อมูลในช่องสีเหลืองเท่านั้น ข้อความสีเทาตัวเอียงเป็นเพียงตัวอย่าง ลบออกแล้วพิมพ์ข้อมูลจริงแทน</w:t>
-            </w:r>
-          </w:p>
-          <w:p>
-            <w:pPr>
-              <w:jc w:val="thaiDistribute"/>
-            </w:pPr>
-            <w:r>
-              <w:rPr>
-                <w:rFonts w:ascii="Browallia New" w:eastAsia="Browallia New" w:hAnsi="Browallia New" w:cs="Browallia New"/>
-                <w:sz w:val="26"/>
-              </w:rPr>
-              <w:t xml:space="preserve">2) </w:t>
-            </w:r>
-            <w:r>
-              <w:rPr>
-                <w:rFonts w:ascii="Browallia New" w:eastAsia="Browallia New" w:hAnsi="Browallia New" w:cs="Browallia New"/>
-                <w:sz w:val="26"/>
-              </w:rPr>
-              <w:t>จัดทำร่วมกันระหว่างผู้ดำรงตำแหน่งปัจจุบัน</w:t>
+              <w:t>2) จัดทำร่วมกันระหว่างผู้ดำรงตำแหน่งปัจจุบัน</w:t>
             </w:r>
             <w:r>
               <w:rPr>
@@ -157,14 +143,19 @@
                 <w:rFonts w:ascii="Browallia New" w:eastAsia="Browallia New" w:hAnsi="Browallia New" w:cs="Browallia New"/>
                 <w:sz w:val="26"/>
               </w:rPr>
-              <w:t xml:space="preserve">3) </w:t>
-            </w:r>
+              <w:t>3) ระดับความเชี่ยวชาญ (Proficiency Level) ให้ใช้เกณฑ์ 1-5 ตามตารางในหัวข้อ 4ค</w:t>
+            </w:r>
+          </w:p>
+          <w:p>
+            <w:pPr>
+              <w:jc w:val="thaiDistribute"/>
+            </w:pPr>
             <w:r>
               <w:rPr>
                 <w:rFonts w:ascii="Browallia New" w:eastAsia="Browallia New" w:hAnsi="Browallia New" w:cs="Browallia New"/>
                 <w:sz w:val="26"/>
               </w:rPr>
-              <w:t>ระดับความเชี่ยวชาญ (Proficiency Level) ให้ใช้เกณฑ์ 1-5 ตามตารางในหัวข้อ 4ค</w:t>
+              <w:t>4) เมื่อกรอกครบถ้วนแล้ว ให้ลงนามรับรองตามลำดับในหน้าถัดไป ก่อนนำส่ง HR Business Partner ของสายงาน</w:t>
             </w:r>
           </w:p>
           <w:p>
@@ -176,33 +167,7 @@
                 <w:rFonts w:ascii="Browallia New" w:eastAsia="Browallia New" w:hAnsi="Browallia New" w:cs="Browallia New"/>
                 <w:sz w:val="26"/>
               </w:rPr>
-              <w:t xml:space="preserve">4) </w:t>
-            </w:r>
-            <w:r>
-              <w:rPr>
-                <w:rFonts w:ascii="Browallia New" w:eastAsia="Browallia New" w:hAnsi="Browallia New" w:cs="Browallia New"/>
-                <w:sz w:val="26"/>
-              </w:rPr>
-              <w:t>เมื่อกรอกครบถ้วนแล้ว ให้ลงนามรับรองตามลำดับในหน้าถัดไป ก่อนนำส่ง HR Business Partner ของสายงาน</w:t>
-            </w:r>
-          </w:p>
-          <w:p>
-            <w:pPr>
-              <w:jc w:val="thaiDistribute"/>
-            </w:pPr>
-            <w:r>
-              <w:rPr>
-                <w:rFonts w:ascii="Browallia New" w:eastAsia="Browallia New" w:hAnsi="Browallia New" w:cs="Browallia New"/>
-                <w:sz w:val="26"/>
-              </w:rPr>
-              <w:t xml:space="preserve">5) </w:t>
-            </w:r>
-            <w:r>
-              <w:rPr>
-                <w:rFonts w:ascii="Browallia New" w:eastAsia="Browallia New" w:hAnsi="Browallia New" w:cs="Browallia New"/>
-                <w:sz w:val="26"/>
-              </w:rPr>
-              <w:t>เอกสารฉบับนี้จัดเป็นข้อมูลลับ (Confidential) ใช้ภายในองค์กรเพื่อการบริหารแผนสืบทอดตำแหน่งเท่านั้น ห้ามเผยแพร่หรือส่งต่อโดยไม่ได้รับอนุญาต</w:t>
+              <w:t>5) เอกสารฉบับนี้จัดเป็นข้อมูลลับ (Confidential) ใช้ภายในองค์กรเพื่อการบริหารแผนสืบทอดตำแหน่งเท่านั้น ห้ามเผยแพร่หรือส่งต่อโดยไม่ได้รับอนุญาต</w:t>
             </w:r>
           </w:p>
         </w:tc>
@@ -474,38 +439,21 @@
           <w:p>
             <w:pPr>
               <w:rPr>
-                <w:cs/>
-                <w:lang w:val="en-US" w:bidi="th-TH"/>
-              </w:rPr>
-            </w:pPr>
-            <w:r>
-              <w:rPr>
-                <w:rFonts w:ascii="Browallia New" w:eastAsia="Browallia New" w:hAnsi="Browallia New" w:cs="Browallia New"/>
                 <w:i/>
-                <w:color w:val="808080"/>
-                <w:lang w:val="en-US" w:bidi="th-TH"/>
-              </w:rPr>
-              <w:t>HR</w:t>
-            </w:r>
-            <w:r>
-              <w:rPr>
-                <w:rFonts w:ascii="Browallia New" w:eastAsia="Browallia New" w:hAnsi="Browallia New" w:cs="Browallia New" w:hint="cs"/>
+                <w:sz w:val="28"/>
+                <w:szCs w:val="28"/>
+                <w:lang w:val="en-US" w:bidi="th-TH"/>
+              </w:rPr>
+            </w:pPr>
+            <w:r>
+              <w:rPr>
+                <w:rFonts w:ascii="Browallia New" w:eastAsia="Browallia New" w:hAnsi="Browallia New" w:cs="Browallia New"/>
                 <w:i/>
-                <w:color w:val="808080"/>
-                <w:cs/>
-                <w:lang w:val="en-US" w:bidi="th-TH"/>
-              </w:rPr>
-              <w:t xml:space="preserve"> จะเติมข้อมูลส่วนนี้ใ</w:t>
-            </w:r>
-            <w:r>
-              <w:rPr>
-                <w:rFonts w:ascii="Browallia New" w:eastAsia="Browallia New" w:hAnsi="Browallia New" w:cs="Browallia New" w:hint="cs"/>
-                <w:i/>
-                <w:color w:val="808080"/>
-                <w:cs/>
-                <w:lang w:val="en-US" w:bidi="th-TH"/>
-              </w:rPr>
-              <w:t>ห้</w:t>
+                <w:sz w:val="28"/>
+                <w:szCs w:val="28"/>
+                <w:lang w:val="en-US" w:bidi="th-TH"/>
+              </w:rPr>
+              <w:t>Section Manager</w:t>
             </w:r>
           </w:p>
         </w:tc>
@@ -533,24 +481,22 @@
             <w:tcW w:w="5331" w:type="dxa"/>
           </w:tcPr>
           <w:p>
-            <w:r>
-              <w:rPr>
-                <w:rFonts w:ascii="Browallia New" w:eastAsia="Browallia New" w:hAnsi="Browallia New" w:cs="Browallia New"/>
+            <w:pPr>
+              <w:rPr>
                 <w:i/>
-                <w:color w:val="808080"/>
-                <w:lang w:val="en-US" w:bidi="th-TH"/>
-              </w:rPr>
-              <w:t>HR</w:t>
-            </w:r>
-            <w:r>
-              <w:rPr>
-                <w:rFonts w:ascii="Browallia New" w:eastAsia="Browallia New" w:hAnsi="Browallia New" w:cs="Browallia New" w:hint="cs"/>
+                <w:sz w:val="28"/>
+                <w:szCs w:val="28"/>
+              </w:rPr>
+            </w:pPr>
+            <w:r>
+              <w:rPr>
+                <w:rFonts w:ascii="Browallia New" w:eastAsia="Browallia New" w:hAnsi="Browallia New" w:cs="Browallia New"/>
                 <w:i/>
-                <w:color w:val="808080"/>
-                <w:cs/>
-                <w:lang w:val="en-US" w:bidi="th-TH"/>
-              </w:rPr>
-              <w:t xml:space="preserve"> จะเติมข้อมูลส่วนนี้ให้</w:t>
+                <w:sz w:val="28"/>
+                <w:szCs w:val="28"/>
+                <w:lang w:val="en-US" w:bidi="th-TH"/>
+              </w:rPr>
+              <w:t>Finance &amp; Accounting, Information Technology and Procurement</w:t>
             </w:r>
           </w:p>
         </w:tc>
@@ -578,24 +524,22 @@
             <w:tcW w:w="5331" w:type="dxa"/>
           </w:tcPr>
           <w:p>
-            <w:r>
-              <w:rPr>
-                <w:rFonts w:ascii="Browallia New" w:eastAsia="Browallia New" w:hAnsi="Browallia New" w:cs="Browallia New"/>
+            <w:pPr>
+              <w:rPr>
                 <w:i/>
-                <w:color w:val="808080"/>
-                <w:lang w:val="en-US" w:bidi="th-TH"/>
-              </w:rPr>
-              <w:t>HR</w:t>
-            </w:r>
-            <w:r>
-              <w:rPr>
-                <w:rFonts w:ascii="Browallia New" w:eastAsia="Browallia New" w:hAnsi="Browallia New" w:cs="Browallia New" w:hint="cs"/>
+                <w:sz w:val="28"/>
+                <w:szCs w:val="28"/>
+              </w:rPr>
+            </w:pPr>
+            <w:r>
+              <w:rPr>
+                <w:rFonts w:ascii="Browallia New" w:eastAsia="Browallia New" w:hAnsi="Browallia New" w:cs="Browallia New"/>
                 <w:i/>
-                <w:color w:val="808080"/>
-                <w:cs/>
-                <w:lang w:val="en-US" w:bidi="th-TH"/>
-              </w:rPr>
-              <w:t xml:space="preserve"> จะเติมข้อมูลส่วนนี้ให้</w:t>
+                <w:sz w:val="28"/>
+                <w:szCs w:val="28"/>
+                <w:lang w:val="en-US" w:bidi="th-TH"/>
+              </w:rPr>
+              <w:t>Corporate Information Technology</w:t>
             </w:r>
           </w:p>
         </w:tc>
@@ -623,24 +567,22 @@
             <w:tcW w:w="5331" w:type="dxa"/>
           </w:tcPr>
           <w:p>
-            <w:r>
-              <w:rPr>
-                <w:rFonts w:ascii="Browallia New" w:eastAsia="Browallia New" w:hAnsi="Browallia New" w:cs="Browallia New"/>
+            <w:pPr>
+              <w:rPr>
                 <w:i/>
-                <w:color w:val="808080"/>
-                <w:lang w:val="en-US" w:bidi="th-TH"/>
-              </w:rPr>
-              <w:t>HR</w:t>
-            </w:r>
-            <w:r>
-              <w:rPr>
-                <w:rFonts w:ascii="Browallia New" w:eastAsia="Browallia New" w:hAnsi="Browallia New" w:cs="Browallia New" w:hint="cs"/>
+                <w:sz w:val="28"/>
+                <w:szCs w:val="28"/>
+              </w:rPr>
+            </w:pPr>
+            <w:r>
+              <w:rPr>
+                <w:rFonts w:ascii="Browallia New" w:eastAsia="Browallia New" w:hAnsi="Browallia New" w:cs="Browallia New"/>
                 <w:i/>
-                <w:color w:val="808080"/>
-                <w:cs/>
-                <w:lang w:val="en-US" w:bidi="th-TH"/>
-              </w:rPr>
-              <w:t xml:space="preserve"> จะเติมข้อมูลส่วนนี้ให้</w:t>
+                <w:sz w:val="28"/>
+                <w:szCs w:val="28"/>
+                <w:lang w:val="en-US" w:bidi="th-TH"/>
+              </w:rPr>
+              <w:t>Corporate Information Technology</w:t>
             </w:r>
           </w:p>
         </w:tc>
@@ -668,24 +610,23 @@
             <w:tcW w:w="5331" w:type="dxa"/>
           </w:tcPr>
           <w:p>
-            <w:r>
-              <w:rPr>
-                <w:rFonts w:ascii="Browallia New" w:eastAsia="Browallia New" w:hAnsi="Browallia New" w:cs="Browallia New"/>
+            <w:pPr>
+              <w:rPr>
                 <w:i/>
-                <w:color w:val="808080"/>
-                <w:lang w:val="en-US" w:bidi="th-TH"/>
-              </w:rPr>
-              <w:t>HR</w:t>
-            </w:r>
-            <w:r>
-              <w:rPr>
-                <w:rFonts w:ascii="Browallia New" w:eastAsia="Browallia New" w:hAnsi="Browallia New" w:cs="Browallia New" w:hint="cs"/>
+                <w:sz w:val="28"/>
+                <w:szCs w:val="28"/>
+              </w:rPr>
+            </w:pPr>
+            <w:r>
+              <w:rPr>
+                <w:rFonts w:ascii="Browallia New" w:eastAsia="Browallia New" w:hAnsi="Browallia New" w:cs="Browallia New"/>
                 <w:i/>
-                <w:color w:val="808080"/>
+                <w:sz w:val="28"/>
+                <w:szCs w:val="28"/>
                 <w:cs/>
-                <w:lang w:val="en-US" w:bidi="th-TH"/>
-              </w:rPr>
-              <w:t xml:space="preserve"> จะเติมข้อมูลส่วนนี้ให้</w:t>
+                <w:lang w:val="en-US"/>
+              </w:rPr>
+              <w:t>ไชยยันต์ กิจมีรัศมีโยธิน</w:t>
             </w:r>
           </w:p>
         </w:tc>
@@ -713,24 +654,23 @@
             <w:tcW w:w="5331" w:type="dxa"/>
           </w:tcPr>
           <w:p>
-            <w:r>
-              <w:rPr>
-                <w:rFonts w:ascii="Browallia New" w:eastAsia="Browallia New" w:hAnsi="Browallia New" w:cs="Browallia New"/>
+            <w:pPr>
+              <w:rPr>
                 <w:i/>
-                <w:color w:val="808080"/>
-                <w:lang w:val="en-US" w:bidi="th-TH"/>
-              </w:rPr>
-              <w:t>HR</w:t>
-            </w:r>
-            <w:r>
-              <w:rPr>
-                <w:rFonts w:ascii="Browallia New" w:eastAsia="Browallia New" w:hAnsi="Browallia New" w:cs="Browallia New" w:hint="cs"/>
+                <w:sz w:val="28"/>
+                <w:szCs w:val="28"/>
+              </w:rPr>
+            </w:pPr>
+            <w:r>
+              <w:rPr>
+                <w:rFonts w:ascii="Browallia New" w:eastAsia="Browallia New" w:hAnsi="Browallia New" w:cs="Browallia New"/>
                 <w:i/>
-                <w:color w:val="808080"/>
+                <w:sz w:val="28"/>
+                <w:szCs w:val="28"/>
                 <w:cs/>
-                <w:lang w:val="en-US" w:bidi="th-TH"/>
-              </w:rPr>
-              <w:t xml:space="preserve"> จะเติมข้อมูลส่วนนี้ให้</w:t>
+                <w:lang w:val="en-US"/>
+              </w:rPr>
+              <w:t>เสถียร ศรีใสคำ</w:t>
             </w:r>
           </w:p>
         </w:tc>
@@ -844,16 +784,7 @@
                 <w:color w:val="C8102E"/>
                 <w:sz w:val="26"/>
               </w:rPr>
-              <w:t>(</w:t>
-            </w:r>
-            <w:r>
-              <w:rPr>
-                <w:rFonts w:ascii="Browallia New" w:eastAsia="Browallia New" w:hAnsi="Browallia New" w:cs="Browallia New"/>
-                <w:i/>
-                <w:color w:val="C8102E"/>
-                <w:sz w:val="26"/>
-              </w:rPr>
-              <w:t>จัดทำ)</w:t>
+              <w:t>(จัดทำ)</w:t>
             </w:r>
           </w:p>
           <w:p>
@@ -913,16 +844,7 @@
                 <w:color w:val="C8102E"/>
                 <w:sz w:val="26"/>
               </w:rPr>
-              <w:t>(</w:t>
-            </w:r>
-            <w:r>
-              <w:rPr>
-                <w:rFonts w:ascii="Browallia New" w:eastAsia="Browallia New" w:hAnsi="Browallia New" w:cs="Browallia New"/>
-                <w:i/>
-                <w:color w:val="C8102E"/>
-                <w:sz w:val="26"/>
-              </w:rPr>
-              <w:t>ตรวจสอบความถูกต้อง)</w:t>
+              <w:t>(ตรวจสอบความถูกต้อง)</w:t>
             </w:r>
           </w:p>
           <w:p>
@@ -970,16 +892,7 @@
                 <w:color w:val="C8102E"/>
                 <w:sz w:val="26"/>
               </w:rPr>
-              <w:t>(</w:t>
-            </w:r>
-            <w:r>
-              <w:rPr>
-                <w:rFonts w:ascii="Browallia New" w:eastAsia="Browallia New" w:hAnsi="Browallia New" w:cs="Browallia New"/>
-                <w:i/>
-                <w:color w:val="C8102E"/>
-                <w:sz w:val="26"/>
-              </w:rPr>
-              <w:t>รับรอง)</w:t>
+              <w:t>(รับรอง)</w:t>
             </w:r>
           </w:p>
           <w:p>
@@ -1031,16 +944,7 @@
                 <w:color w:val="C8102E"/>
                 <w:sz w:val="26"/>
               </w:rPr>
-              <w:t>(</w:t>
-            </w:r>
-            <w:r>
-              <w:rPr>
-                <w:rFonts w:ascii="Browallia New" w:eastAsia="Browallia New" w:hAnsi="Browallia New" w:cs="Browallia New"/>
-                <w:i/>
-                <w:color w:val="C8102E"/>
-                <w:sz w:val="26"/>
-              </w:rPr>
-              <w:t>อนุมัติ)</w:t>
+              <w:t>(อนุมัติ)</w:t>
             </w:r>
           </w:p>
           <w:p>
@@ -1076,6 +980,7 @@
                 <w:rFonts w:ascii="Browallia New" w:eastAsia="Browallia New" w:hAnsi="Browallia New" w:cs="Browallia New"/>
                 <w:sz w:val="26"/>
               </w:rPr>
+              <w:lastRenderedPageBreak/>
               <w:t>วันที่: ______________________</w:t>
             </w:r>
           </w:p>
@@ -1090,6 +995,7 @@
                 <w:rFonts w:ascii="Browallia New" w:eastAsia="Browallia New" w:hAnsi="Browallia New" w:cs="Browallia New"/>
                 <w:sz w:val="26"/>
               </w:rPr>
+              <w:lastRenderedPageBreak/>
               <w:t>ลงชื่อ: ______________________</w:t>
             </w:r>
           </w:p>
@@ -1099,6 +1005,7 @@
                 <w:rFonts w:ascii="Browallia New" w:eastAsia="Browallia New" w:hAnsi="Browallia New" w:cs="Browallia New"/>
                 <w:sz w:val="26"/>
               </w:rPr>
+              <w:lastRenderedPageBreak/>
               <w:t>วันที่: ______________________</w:t>
             </w:r>
           </w:p>
@@ -1113,6 +1020,7 @@
                 <w:rFonts w:ascii="Browallia New" w:eastAsia="Browallia New" w:hAnsi="Browallia New" w:cs="Browallia New"/>
                 <w:sz w:val="26"/>
               </w:rPr>
+              <w:lastRenderedPageBreak/>
               <w:t>ลงชื่อ: ______________________</w:t>
             </w:r>
           </w:p>
@@ -1122,6 +1030,7 @@
                 <w:rFonts w:ascii="Browallia New" w:eastAsia="Browallia New" w:hAnsi="Browallia New" w:cs="Browallia New"/>
                 <w:sz w:val="26"/>
               </w:rPr>
+              <w:lastRenderedPageBreak/>
               <w:t>วันที่: ______________________</w:t>
             </w:r>
           </w:p>
@@ -1136,6 +1045,7 @@
                 <w:rFonts w:ascii="Browallia New" w:eastAsia="Browallia New" w:hAnsi="Browallia New" w:cs="Browallia New"/>
                 <w:sz w:val="26"/>
               </w:rPr>
+              <w:lastRenderedPageBreak/>
               <w:t>ลงชื่อ: ______________________</w:t>
             </w:r>
           </w:p>
@@ -1145,6 +1055,7 @@
                 <w:rFonts w:ascii="Browallia New" w:eastAsia="Browallia New" w:hAnsi="Browallia New" w:cs="Browallia New"/>
                 <w:sz w:val="26"/>
               </w:rPr>
+              <w:lastRenderedPageBreak/>
               <w:t>วันที่: ______________________</w:t>
             </w:r>
           </w:p>
@@ -1194,15 +1105,7 @@
                 <w:b/>
                 <w:sz w:val="28"/>
               </w:rPr>
-              <w:t>1</w:t>
-            </w:r>
-            <w:r>
-              <w:rPr>
-                <w:rFonts w:ascii="Browallia New" w:eastAsia="Browallia New" w:hAnsi="Browallia New" w:cs="Browallia New"/>
-                <w:b/>
-                <w:sz w:val="28"/>
-              </w:rPr>
-              <w:t>ก. ความสัมพันธ์</w:t>
+              <w:t>1ก. ความสัมพันธ์</w:t>
             </w:r>
             <w:r>
               <w:rPr>
@@ -1372,56 +1275,40 @@
                 <w:color w:val="808080"/>
                 <w:lang w:val="en-US" w:bidi="th-TH"/>
               </w:rPr>
-              <w:t>HR</w:t>
-            </w:r>
-            <w:r>
-              <w:rPr>
-                <w:rFonts w:ascii="Browallia New" w:eastAsia="Browallia New" w:hAnsi="Browallia New" w:cs="Browallia New" w:hint="cs"/>
+              <w:t>1</w:t>
+            </w:r>
+          </w:p>
+        </w:tc>
+        <w:tc>
+          <w:tcPr>
+            <w:tcW w:w="2409" w:type="dxa"/>
+          </w:tcPr>
+          <w:p>
+            <w:pPr>
+              <w:jc w:val="center"/>
+            </w:pPr>
+            <w:r>
+              <w:rPr>
+                <w:rFonts w:ascii="Browallia New" w:eastAsia="Browallia New" w:hAnsi="Browallia New" w:cs="Browallia New"/>
                 <w:i/>
                 <w:color w:val="808080"/>
+                <w:lang w:val="en-US" w:bidi="th-TH"/>
+              </w:rPr>
+              <w:t>-</w:t>
+            </w:r>
+          </w:p>
+        </w:tc>
+        <w:tc>
+          <w:tcPr>
+            <w:tcW w:w="1825" w:type="dxa"/>
+          </w:tcPr>
+          <w:p>
+            <w:pPr>
+              <w:jc w:val="center"/>
+              <w:rPr>
+                <w:rFonts w:hint="cs"/>
                 <w:cs/>
-                <w:lang w:val="en-US" w:bidi="th-TH"/>
-              </w:rPr>
-              <w:t xml:space="preserve"> จะเติมข้อมูลส่วนนี้ให้</w:t>
-            </w:r>
-          </w:p>
-        </w:tc>
-        <w:tc>
-          <w:tcPr>
-            <w:tcW w:w="2409" w:type="dxa"/>
-          </w:tcPr>
-          <w:p>
-            <w:pPr>
-              <w:jc w:val="center"/>
-            </w:pPr>
-            <w:r>
-              <w:rPr>
-                <w:rFonts w:ascii="Browallia New" w:eastAsia="Browallia New" w:hAnsi="Browallia New" w:cs="Browallia New"/>
-                <w:i/>
-                <w:color w:val="808080"/>
-                <w:lang w:val="en-US" w:bidi="th-TH"/>
-              </w:rPr>
-              <w:t>HR</w:t>
-            </w:r>
-            <w:r>
-              <w:rPr>
-                <w:rFonts w:ascii="Browallia New" w:eastAsia="Browallia New" w:hAnsi="Browallia New" w:cs="Browallia New" w:hint="cs"/>
-                <w:i/>
-                <w:color w:val="808080"/>
-                <w:cs/>
-                <w:lang w:val="en-US" w:bidi="th-TH"/>
-              </w:rPr>
-              <w:t xml:space="preserve"> จะเติมข้อมูลส่วนนี้ให้</w:t>
-            </w:r>
-          </w:p>
-        </w:tc>
-        <w:tc>
-          <w:tcPr>
-            <w:tcW w:w="1825" w:type="dxa"/>
-          </w:tcPr>
-          <w:p>
-            <w:pPr>
-              <w:jc w:val="center"/>
+              </w:rPr>
             </w:pPr>
             <w:r>
               <w:rPr>
@@ -1432,19 +1319,7 @@
                 <w:szCs w:val="22"/>
                 <w:lang w:val="en-US" w:bidi="th-TH"/>
               </w:rPr>
-              <w:t>HR</w:t>
-            </w:r>
-            <w:r>
-              <w:rPr>
-                <w:rFonts w:ascii="Browallia New" w:eastAsia="Browallia New" w:hAnsi="Browallia New" w:cs="Browallia New" w:hint="cs"/>
-                <w:i/>
-                <w:color w:val="808080"/>
-                <w:sz w:val="22"/>
-                <w:szCs w:val="22"/>
-                <w:cs/>
-                <w:lang w:val="en-US" w:bidi="th-TH"/>
-              </w:rPr>
-              <w:t xml:space="preserve"> จะเติมข้อมูลส่วนนี้ให้</w:t>
+              <w:t>1</w:t>
             </w:r>
           </w:p>
         </w:tc>
@@ -2063,15 +1938,7 @@
                 <w:b/>
                 <w:sz w:val="28"/>
               </w:rPr>
-              <w:t>1</w:t>
-            </w:r>
-            <w:r>
-              <w:rPr>
-                <w:rFonts w:ascii="Browallia New" w:eastAsia="Browallia New" w:hAnsi="Browallia New" w:cs="Browallia New"/>
-                <w:b/>
-                <w:sz w:val="28"/>
-              </w:rPr>
-              <w:t>ข. ความสัมพันธ์</w:t>
+              <w:t>1ข. ความสัมพันธ์</w:t>
             </w:r>
             <w:r>
               <w:rPr>
@@ -2396,15 +2263,7 @@
                 <w:b/>
                 <w:sz w:val="28"/>
               </w:rPr>
-              <w:t>2</w:t>
-            </w:r>
-            <w:r>
-              <w:rPr>
-                <w:rFonts w:ascii="Browallia New" w:eastAsia="Browallia New" w:hAnsi="Browallia New" w:cs="Browallia New"/>
-                <w:b/>
-                <w:sz w:val="28"/>
-              </w:rPr>
-              <w:t>ก. วัตถุประสงค์ของตำแหน่งงาน</w:t>
+              <w:t>2ก. วัตถุประสงค์ของตำแหน่งงาน</w:t>
             </w:r>
           </w:p>
           <w:p>
@@ -2557,15 +2416,7 @@
                 <w:b/>
                 <w:sz w:val="28"/>
               </w:rPr>
-              <w:t>2</w:t>
-            </w:r>
-            <w:r>
-              <w:rPr>
-                <w:rFonts w:ascii="Browallia New" w:eastAsia="Browallia New" w:hAnsi="Browallia New" w:cs="Browallia New"/>
-                <w:b/>
-                <w:sz w:val="28"/>
-              </w:rPr>
-              <w:t>ข. ตัวชี้วัดความสำเร็จหลักของตำแหน่ง (Key Success Indicators)</w:t>
+              <w:t>2ข. ตัวชี้วัดความสำเร็จหลักของตำแหน่ง (Key Success Indicators)</w:t>
             </w:r>
           </w:p>
           <w:p>
@@ -2626,6 +2477,7 @@
                 <w:b/>
                 <w:sz w:val="28"/>
               </w:rPr>
+              <w:lastRenderedPageBreak/>
               <w:t>มิติ</w:t>
             </w:r>
           </w:p>
@@ -2792,15 +2644,7 @@
                 <w:b/>
                 <w:sz w:val="28"/>
               </w:rPr>
-              <w:t>3</w:t>
-            </w:r>
-            <w:r>
-              <w:rPr>
-                <w:rFonts w:ascii="Browallia New" w:eastAsia="Browallia New" w:hAnsi="Browallia New" w:cs="Browallia New"/>
-                <w:b/>
-                <w:sz w:val="28"/>
-              </w:rPr>
-              <w:t>ก. ขอบเขตงาน</w:t>
+              <w:t>3ก. ขอบเขตงาน</w:t>
             </w:r>
           </w:p>
           <w:p>
@@ -2894,15 +2738,7 @@
                 <w:b/>
                 <w:sz w:val="28"/>
               </w:rPr>
-              <w:t xml:space="preserve"> </w:t>
-            </w:r>
-            <w:r>
-              <w:rPr>
-                <w:rFonts w:ascii="Browallia New" w:eastAsia="Browallia New" w:hAnsi="Browallia New" w:cs="Browallia New"/>
-                <w:b/>
-                <w:sz w:val="28"/>
-              </w:rPr>
-              <w:t>ปีข้างหน้า</w:t>
+              <w:t xml:space="preserve"> ปีข้างหน้า</w:t>
             </w:r>
           </w:p>
         </w:tc>
@@ -3697,15 +3533,7 @@
                 <w:b/>
                 <w:sz w:val="28"/>
               </w:rPr>
-              <w:t>3</w:t>
-            </w:r>
-            <w:r>
-              <w:rPr>
-                <w:rFonts w:ascii="Browallia New" w:eastAsia="Browallia New" w:hAnsi="Browallia New" w:cs="Browallia New"/>
-                <w:b/>
-                <w:sz w:val="28"/>
-              </w:rPr>
-              <w:t>ข. ความท้าทายของงาน</w:t>
+              <w:t>3ข. ความท้าทายของงาน</w:t>
             </w:r>
           </w:p>
           <w:p>
@@ -3775,15 +3603,7 @@
                 <w:b/>
                 <w:sz w:val="28"/>
               </w:rPr>
-              <w:t xml:space="preserve"> </w:t>
-            </w:r>
-            <w:r>
-              <w:rPr>
-                <w:rFonts w:ascii="Browallia New" w:eastAsia="Browallia New" w:hAnsi="Browallia New" w:cs="Browallia New"/>
-                <w:b/>
-                <w:sz w:val="28"/>
-              </w:rPr>
-              <w:t>ปีข้างหน้า</w:t>
+              <w:t xml:space="preserve"> ปีข้างหน้า</w:t>
             </w:r>
           </w:p>
         </w:tc>
@@ -3935,15 +3755,7 @@
           <w:b/>
           <w:sz w:val="32"/>
         </w:rPr>
-        <w:t xml:space="preserve">4. </w:t>
-      </w:r>
-      <w:r>
-        <w:rPr>
-          <w:rFonts w:ascii="Browallia New" w:eastAsia="Browallia New" w:hAnsi="Browallia New" w:cs="Browallia New"/>
-          <w:b/>
-          <w:sz w:val="32"/>
-        </w:rPr>
-        <w:t>ความรู้ ทักษะ และคุณสมบัติที่จำเป็น</w:t>
+        <w:t>4. ความรู้ ทักษะ และคุณสมบัติที่จำเป็น</w:t>
       </w:r>
     </w:p>
     <w:p>
@@ -3987,15 +3799,7 @@
                 <w:b/>
                 <w:sz w:val="28"/>
               </w:rPr>
-              <w:t>4</w:t>
-            </w:r>
-            <w:r>
-              <w:rPr>
-                <w:rFonts w:ascii="Browallia New" w:eastAsia="Browallia New" w:hAnsi="Browallia New" w:cs="Browallia New"/>
-                <w:b/>
-                <w:sz w:val="28"/>
-              </w:rPr>
-              <w:t>ก. การศึกษา / คุณสมบัติทางวิชาชีพ</w:t>
+              <w:t>4ก. การศึกษา / คุณสมบัติทางวิชาชีพ</w:t>
             </w:r>
           </w:p>
           <w:p>
@@ -4486,15 +4290,8 @@
                 <w:b/>
                 <w:sz w:val="28"/>
               </w:rPr>
-              <w:t>4</w:t>
-            </w:r>
-            <w:r>
-              <w:rPr>
-                <w:rFonts w:ascii="Browallia New" w:eastAsia="Browallia New" w:hAnsi="Browallia New" w:cs="Browallia New"/>
-                <w:b/>
-                <w:sz w:val="28"/>
-              </w:rPr>
-              <w:t>ข. ประสบการณ์ทำงานที่จำเป็น</w:t>
+              <w:lastRenderedPageBreak/>
+              <w:t>4ข. ประสบการณ์ทำงานที่จำเป็น</w:t>
             </w:r>
           </w:p>
           <w:p>
@@ -4528,7 +4325,6 @@
                 <w:b/>
                 <w:sz w:val="28"/>
               </w:rPr>
-              <w:lastRenderedPageBreak/>
               <w:t>ประเภทของประสบการณ์</w:t>
             </w:r>
           </w:p>
@@ -5397,15 +5193,7 @@
                 <w:b/>
                 <w:sz w:val="28"/>
               </w:rPr>
-              <w:t>4</w:t>
-            </w:r>
-            <w:r>
-              <w:rPr>
-                <w:rFonts w:ascii="Browallia New" w:eastAsia="Browallia New" w:hAnsi="Browallia New" w:cs="Browallia New"/>
-                <w:b/>
-                <w:sz w:val="28"/>
-              </w:rPr>
-              <w:t>ค. สมรรถนะ</w:t>
+              <w:t>4ค. สมรรถนะ</w:t>
             </w:r>
           </w:p>
           <w:p>
@@ -5431,15 +5219,7 @@
           <w:b/>
           <w:sz w:val="26"/>
         </w:rPr>
-        <w:t>4</w:t>
-      </w:r>
-      <w:r>
-        <w:rPr>
-          <w:rFonts w:ascii="Browallia New" w:eastAsia="Browallia New" w:hAnsi="Browallia New" w:cs="Browallia New"/>
-          <w:b/>
-          <w:sz w:val="26"/>
-        </w:rPr>
-        <w:t>ค</w:t>
+        <w:t>4ค</w:t>
       </w:r>
       <w:r>
         <w:rPr>
@@ -5457,15 +5237,7 @@
           <w:b/>
           <w:sz w:val="26"/>
         </w:rPr>
-        <w:t xml:space="preserve">(i) </w:t>
-      </w:r>
-      <w:r>
-        <w:rPr>
-          <w:rFonts w:ascii="Browallia New" w:eastAsia="Browallia New" w:hAnsi="Browallia New" w:cs="Browallia New"/>
-          <w:b/>
-          <w:sz w:val="26"/>
-        </w:rPr>
-        <w:t>สมรรถนะด้านการเป็นผู้นำ (Leadership Competencies)</w:t>
+        <w:t>(i) สมรรถนะด้านการเป็นผู้นำ (Leadership Competencies)</w:t>
       </w:r>
     </w:p>
     <w:tbl>
@@ -5779,7 +5551,7 @@
               <w:sdtPr>
                 <w:id w:val="100003"/>
                 <w14:checkbox>
-                  <w14:checked w14:val="0"/>
+                  <w14:checked w14:val="1"/>
                   <w14:checkedState w14:val="2612" w14:font="MS Gothic"/>
                   <w14:uncheckedState w14:val="2610" w14:font="MS Gothic"/>
                 </w14:checkbox>
@@ -5789,9 +5561,8 @@
                 <w:r>
                   <w:rPr>
                     <w:rFonts w:ascii="MS Gothic" w:eastAsia="MS Gothic" w:hAnsi="MS Gothic" w:hint="eastAsia"/>
-                    <w:sz w:val="28"/>
                   </w:rPr>
-                  <w:t>☐</w:t>
+                  <w:t>☒</w:t>
                 </w:r>
               </w:sdtContent>
             </w:sdt>
@@ -5976,7 +5747,7 @@
               <w:sdtPr>
                 <w:id w:val="100008"/>
                 <w14:checkbox>
-                  <w14:checked w14:val="0"/>
+                  <w14:checked w14:val="1"/>
                   <w14:checkedState w14:val="2612" w14:font="MS Gothic"/>
                   <w14:uncheckedState w14:val="2610" w14:font="MS Gothic"/>
                 </w14:checkbox>
@@ -5986,9 +5757,8 @@
                 <w:r>
                   <w:rPr>
                     <w:rFonts w:ascii="MS Gothic" w:eastAsia="MS Gothic" w:hAnsi="MS Gothic" w:hint="eastAsia"/>
-                    <w:sz w:val="28"/>
                   </w:rPr>
-                  <w:t>☐</w:t>
+                  <w:t>☒</w:t>
                 </w:r>
               </w:sdtContent>
             </w:sdt>
@@ -6173,7 +5943,7 @@
               <w:sdtPr>
                 <w:id w:val="100013"/>
                 <w14:checkbox>
-                  <w14:checked w14:val="0"/>
+                  <w14:checked w14:val="1"/>
                   <w14:checkedState w14:val="2612" w14:font="MS Gothic"/>
                   <w14:uncheckedState w14:val="2610" w14:font="MS Gothic"/>
                 </w14:checkbox>
@@ -6183,9 +5953,8 @@
                 <w:r>
                   <w:rPr>
                     <w:rFonts w:ascii="MS Gothic" w:eastAsia="MS Gothic" w:hAnsi="MS Gothic" w:hint="eastAsia"/>
-                    <w:sz w:val="28"/>
                   </w:rPr>
-                  <w:t>☐</w:t>
+                  <w:t>☒</w:t>
                 </w:r>
               </w:sdtContent>
             </w:sdt>
@@ -6352,7 +6121,7 @@
               <w:sdtPr>
                 <w:id w:val="100018"/>
                 <w14:checkbox>
-                  <w14:checked w14:val="0"/>
+                  <w14:checked w14:val="1"/>
                   <w14:checkedState w14:val="2612" w14:font="MS Gothic"/>
                   <w14:uncheckedState w14:val="2610" w14:font="MS Gothic"/>
                 </w14:checkbox>
@@ -6362,9 +6131,8 @@
                 <w:r>
                   <w:rPr>
                     <w:rFonts w:ascii="MS Gothic" w:eastAsia="MS Gothic" w:hAnsi="MS Gothic" w:hint="eastAsia"/>
-                    <w:sz w:val="28"/>
                   </w:rPr>
-                  <w:t>☐</w:t>
+                  <w:t>☒</w:t>
                 </w:r>
               </w:sdtContent>
             </w:sdt>
@@ -6547,7 +6315,7 @@
               <w:sdtPr>
                 <w:id w:val="100023"/>
                 <w14:checkbox>
-                  <w14:checked w14:val="0"/>
+                  <w14:checked w14:val="1"/>
                   <w14:checkedState w14:val="2612" w14:font="MS Gothic"/>
                   <w14:uncheckedState w14:val="2610" w14:font="MS Gothic"/>
                 </w14:checkbox>
@@ -6557,9 +6325,8 @@
                 <w:r>
                   <w:rPr>
                     <w:rFonts w:ascii="MS Gothic" w:eastAsia="MS Gothic" w:hAnsi="MS Gothic" w:hint="eastAsia"/>
-                    <w:sz w:val="28"/>
                   </w:rPr>
-                  <w:t>☐</w:t>
+                  <w:t>☒</w:t>
                 </w:r>
               </w:sdtContent>
             </w:sdt>
@@ -6649,6 +6416,7 @@
                 <w:rFonts w:ascii="Browallia New" w:eastAsia="Browallia New" w:hAnsi="Browallia New" w:cs="Browallia New"/>
                 <w:szCs w:val="22"/>
               </w:rPr>
+              <w:lastRenderedPageBreak/>
               <w:t xml:space="preserve">การปรับตัว </w:t>
             </w:r>
           </w:p>
@@ -6744,7 +6512,7 @@
               <w:sdtPr>
                 <w:id w:val="100028"/>
                 <w14:checkbox>
-                  <w14:checked w14:val="0"/>
+                  <w14:checked w14:val="1"/>
                   <w14:checkedState w14:val="2612" w14:font="MS Gothic"/>
                   <w14:uncheckedState w14:val="2610" w14:font="MS Gothic"/>
                 </w14:checkbox>
@@ -6754,9 +6522,8 @@
                 <w:r>
                   <w:rPr>
                     <w:rFonts w:ascii="MS Gothic" w:eastAsia="MS Gothic" w:hAnsi="MS Gothic" w:hint="eastAsia"/>
-                    <w:sz w:val="28"/>
                   </w:rPr>
-                  <w:t>☐</w:t>
+                  <w:t>☒</w:t>
                 </w:r>
               </w:sdtContent>
             </w:sdt>
@@ -6845,7 +6612,6 @@
                 <w:rFonts w:ascii="Browallia New" w:eastAsia="Browallia New" w:hAnsi="Browallia New" w:cs="Browallia New"/>
                 <w:szCs w:val="22"/>
               </w:rPr>
-              <w:lastRenderedPageBreak/>
               <w:t xml:space="preserve">ความริเริ่มสร้างสรรค์ </w:t>
             </w:r>
           </w:p>
@@ -6939,7 +6705,7 @@
               <w:sdtPr>
                 <w:id w:val="100033"/>
                 <w14:checkbox>
-                  <w14:checked w14:val="0"/>
+                  <w14:checked w14:val="1"/>
                   <w14:checkedState w14:val="2612" w14:font="MS Gothic"/>
                   <w14:uncheckedState w14:val="2610" w14:font="MS Gothic"/>
                 </w14:checkbox>
@@ -6949,9 +6715,8 @@
                 <w:r>
                   <w:rPr>
                     <w:rFonts w:ascii="MS Gothic" w:eastAsia="MS Gothic" w:hAnsi="MS Gothic" w:hint="eastAsia"/>
-                    <w:sz w:val="28"/>
                   </w:rPr>
-                  <w:t>☐</w:t>
+                  <w:t>☒</w:t>
                 </w:r>
               </w:sdtContent>
             </w:sdt>
@@ -7032,15 +6797,7 @@
           <w:b/>
           <w:sz w:val="26"/>
         </w:rPr>
-        <w:t>4</w:t>
-      </w:r>
-      <w:r>
-        <w:rPr>
-          <w:rFonts w:ascii="Browallia New" w:eastAsia="Browallia New" w:hAnsi="Browallia New" w:cs="Browallia New"/>
-          <w:b/>
-          <w:sz w:val="26"/>
-        </w:rPr>
-        <w:t>ค</w:t>
+        <w:t>4ค</w:t>
       </w:r>
       <w:r>
         <w:rPr>
@@ -7058,15 +6815,7 @@
           <w:b/>
           <w:sz w:val="26"/>
         </w:rPr>
-        <w:t xml:space="preserve">(ii) </w:t>
-      </w:r>
-      <w:r>
-        <w:rPr>
-          <w:rFonts w:ascii="Browallia New" w:eastAsia="Browallia New" w:hAnsi="Browallia New" w:cs="Browallia New"/>
-          <w:b/>
-          <w:sz w:val="26"/>
-        </w:rPr>
-        <w:t>ความรู้และทักษะเฉพาะสายงาน (Functional Knowledge &amp; Skills)</w:t>
+        <w:t>(ii) ความรู้และทักษะเฉพาะสายงาน (Functional Knowledge &amp; Skills)</w:t>
       </w:r>
     </w:p>
     <w:tbl>
@@ -8111,15 +7860,7 @@
                 <w:b/>
                 <w:sz w:val="28"/>
               </w:rPr>
-              <w:t xml:space="preserve">5. </w:t>
-            </w:r>
-            <w:r>
-              <w:rPr>
-                <w:rFonts w:ascii="Browallia New" w:eastAsia="Browallia New" w:hAnsi="Browallia New" w:cs="Browallia New"/>
-                <w:b/>
-                <w:sz w:val="28"/>
-              </w:rPr>
-              <w:t>แนวทางการโยกย้าย/เปลี่ยนตำแหน่งที่เป็นไปได้ (Career Mobility Map)</w:t>
+              <w:t>5. แนวทางการโยกย้าย/เปลี่ยนตำแหน่งที่เป็นไปได้ (Career Mobility Map)</w:t>
             </w:r>
           </w:p>
           <w:p>
@@ -8190,22 +7931,7 @@
                 <w:sz w:val="28"/>
               </w:rPr>
               <w:br/>
-            </w:r>
-            <w:r>
-              <w:rPr>
-                <w:rFonts w:ascii="Browallia New" w:eastAsia="Browallia New" w:hAnsi="Browallia New" w:cs="Browallia New"/>
-                <w:b/>
-                <w:sz w:val="28"/>
-              </w:rPr>
-              <w:t xml:space="preserve">(Lateral / </w:t>
-            </w:r>
-            <w:r>
-              <w:rPr>
-                <w:rFonts w:ascii="Browallia New" w:eastAsia="Browallia New" w:hAnsi="Browallia New" w:cs="Browallia New"/>
-                <w:b/>
-                <w:sz w:val="28"/>
-              </w:rPr>
-              <w:t>ระดับเดียวกัน)</w:t>
+              <w:t>(Lateral / ระดับเดียวกัน)</w:t>
             </w:r>
           </w:p>
         </w:tc>
@@ -8971,7 +8697,6 @@
     </w:p>
     <w:p>
       <w:r>
-        <w:lastRenderedPageBreak/>
         <w:br w:type="page"/>
       </w:r>
     </w:p>
@@ -17653,7 +17378,6 @@
   <w:style w:type="character" w:default="1" w:styleId="DefaultParagraphFont">
     <w:name w:val="Default Paragraph Font"/>
     <w:uiPriority w:val="1"/>
-    <w:semiHidden/>
     <w:unhideWhenUsed/>
   </w:style>
   <w:style w:type="table" w:default="1" w:styleId="TableNormal">
